--- a/sba_application/05_personal_financial_statement/HOW_TO_COMPLETE_personal_forms.docx
+++ b/sba_application/05_personal_financial_statement/HOW_TO_COMPLETE_personal_forms.docx
@@ -40,7 +40,27 @@
           <w:i w:val="0"/>
           <w:sz w:val="21"/>
         </w:rPr>
-        <w:t>Required from each owner of 20% or more (and spouse if jointly filing). Lists personal assets (cash, savings, retirement, real estate, autos, other) and liabilities (mortgages, loans, credit cards), plus a personal income/expense section. Attach supporting bank statements and a recent pay stub. The lender uses this to assess the personal guaranty and the equity-injection source.</w:t>
+        <w:t>Required from each owner of 20% or more (and spouse if jointly filing). Lists personal assets (cash, savings, retirement, real estate, autos, other) and liabilities (mortgages, loans, credit cards), plus a personal income/expense section. Attach supporting bank statements and a recent pay stub. A pre-fill worksheet (SBA_Form_413_PFS_PREFILL_Geoff.docx) is provided with the two known items already entered - the VistaRiver note receivable and the $555,000 SBA guaranty as a contingent liability; add your remaining values and transcribe onto the official form. Note: the $195,000 equity injection is Bullard's cash, not Geoff's, so it is not on Geoff's PFS.</w:t>
+      </w:r>
+    </w:p>
+    <w:p>
+      <w:r>
+        <w:rPr>
+          <w:b/>
+          <w:color w:val="1F3864"/>
+          <w:sz w:val="23"/>
+        </w:rPr>
+        <w:t>SBA Form 1919 - Borrower Information Form (folder 01)</w:t>
+      </w:r>
+    </w:p>
+    <w:p>
+      <w:r>
+        <w:rPr>
+          <w:b w:val="0"/>
+          <w:i w:val="0"/>
+          <w:sz w:val="21"/>
+        </w:rPr>
+        <w:t>Required at application. A pre-fill worksheet (SBA_Form_1919_Borrower_Information_PREFILL.docx) has the business section completed; each principal still answers the Section II citizenship and character questions personally and truthfully.</w:t>
       </w:r>
     </w:p>
     <w:p>

--- a/sba_application/05_personal_financial_statement/HOW_TO_COMPLETE_personal_forms.docx
+++ b/sba_application/05_personal_financial_statement/HOW_TO_COMPLETE_personal_forms.docx
@@ -140,7 +140,7 @@
           <w:color w:val="606060"/>
           <w:sz w:val="16"/>
         </w:rPr>
-        <w:t>Prepared for the SBA 7(a) loan application of Tyler Hospice Hold LLC (dba Azalea Hospice &amp; Palliative Care). Confidential.</w:t>
+        <w:t>Prepared for the SBA 7(a) loan application of Tyler Hospice Hold, LLC (dba Azalea Hospice &amp; Palliative Care). Confidential.</w:t>
       </w:r>
     </w:p>
     <w:sectPr>

--- a/sba_application/05_personal_financial_statement/HOW_TO_COMPLETE_personal_forms.docx
+++ b/sba_application/05_personal_financial_statement/HOW_TO_COMPLETE_personal_forms.docx
@@ -40,7 +40,7 @@
           <w:i w:val="0"/>
           <w:sz w:val="21"/>
         </w:rPr>
-        <w:t>Required from each owner of 20% or more (and spouse if jointly filing). Lists personal assets (cash, savings, retirement, real estate, autos, other) and liabilities (mortgages, loans, credit cards), plus a personal income/expense section. Attach supporting bank statements and a recent pay stub. A pre-fill worksheet (SBA_Form_413_PFS_PREFILL_Geoff.docx) is provided with the two known items already entered - the VistaRiver note receivable and the $555,000 SBA guaranty as a contingent liability; add your remaining values and transcribe onto the official form. Note: the $195,000 equity injection is Bullard's cash, not Geoff's, so it is not on Geoff's PFS.</w:t>
+        <w:t>Required from each owner of 20% or more (and spouse if jointly filing). Lists personal assets (cash, savings, retirement, real estate, autos, other) and liabilities (mortgages, loans, credit cards), plus a personal income/expense section. Attach supporting bank statements and a recent pay stub. A pre-fill worksheet (SBA_Form_413_PFS_PREFILL_Geoff.docx) is provided with the two known items already entered - the VistaRiver note receivable and the $450,000 SBA guaranty as a contingent liability; add your remaining values and transcribe onto the official form. Note: the $195,000 equity injection is Bullard's cash, not Geoff's, so it is not on Geoff's PFS.</w:t>
       </w:r>
     </w:p>
     <w:p>
